--- a/Home Detector.docx
+++ b/Home Detector.docx
@@ -504,6 +504,97 @@
     </w:p>
     <w:p>
       <w:pPr>
+        <w:pStyle w:val="Heading2"/>
+      </w:pPr>
+      <w:r>
+        <w:lastRenderedPageBreak/>
+        <w:t>Project Description:</w:t>
+      </w:r>
+    </w:p>
+    <w:p>
+      <w:r>
+        <w:t xml:space="preserve">My project </w:t>
+      </w:r>
+      <w:r>
+        <w:t>is a</w:t>
+      </w:r>
+      <w:r>
+        <w:t xml:space="preserve">n intruder </w:t>
+      </w:r>
+      <w:r>
+        <w:t>detector</w:t>
+      </w:r>
+      <w:r>
+        <w:t xml:space="preserve"> </w:t>
+      </w:r>
+      <w:r>
+        <w:t xml:space="preserve">that </w:t>
+      </w:r>
+      <w:r>
+        <w:t xml:space="preserve">can </w:t>
+      </w:r>
+      <w:r>
+        <w:t xml:space="preserve">detect if someone with the wrong </w:t>
+      </w:r>
+      <w:r>
+        <w:t>key tries to access your locked area.</w:t>
+      </w:r>
+      <w:r>
+        <w:t xml:space="preserve"> </w:t>
+      </w:r>
+      <w:r>
+        <w:t xml:space="preserve">It offers </w:t>
+      </w:r>
+      <w:r>
+        <w:t xml:space="preserve">basic security </w:t>
+      </w:r>
+      <w:r>
+        <w:t>to entrances</w:t>
+      </w:r>
+      <w:r>
+        <w:t xml:space="preserve"> </w:t>
+      </w:r>
+      <w:r>
+        <w:t>whether</w:t>
+      </w:r>
+      <w:r>
+        <w:t xml:space="preserve"> that is</w:t>
+      </w:r>
+      <w:r>
+        <w:t xml:space="preserve"> </w:t>
+      </w:r>
+      <w:r>
+        <w:t xml:space="preserve">to a </w:t>
+      </w:r>
+      <w:r>
+        <w:t xml:space="preserve">car </w:t>
+      </w:r>
+      <w:r>
+        <w:t xml:space="preserve">or a shed. </w:t>
+      </w:r>
+    </w:p>
+    <w:p>
+      <w:pPr>
+        <w:spacing w:after="0"/>
+        <w:jc w:val="center"/>
+        <w:rPr>
+          <w:sz w:val="14"/>
+          <w:szCs w:val="14"/>
+        </w:rPr>
+      </w:pPr>
+    </w:p>
+    <w:p>
+      <w:pPr>
+        <w:spacing w:after="0"/>
+        <w:jc w:val="center"/>
+        <w:rPr>
+          <w:sz w:val="14"/>
+          <w:szCs w:val="14"/>
+        </w:rPr>
+      </w:pPr>
+    </w:p>
+    <w:p>
+      <w:pPr>
         <w:spacing w:after="0"/>
         <w:jc w:val="center"/>
         <w:rPr>
@@ -517,11 +608,10 @@
           <w:sz w:val="14"/>
           <w:szCs w:val="14"/>
         </w:rPr>
-        <w:lastRenderedPageBreak/>
         <w:drawing>
-          <wp:inline distT="0" distB="0" distL="0" distR="0" wp14:anchorId="2F78D06A" wp14:editId="6498110E">
-            <wp:extent cx="5943600" cy="7193280"/>
-            <wp:effectExtent l="0" t="0" r="0" b="7620"/>
+          <wp:inline distT="0" distB="0" distL="0" distR="0" wp14:anchorId="2F78D06A" wp14:editId="74651639">
+            <wp:extent cx="2594029" cy="3139440"/>
+            <wp:effectExtent l="0" t="0" r="0" b="3810"/>
             <wp:docPr id="1853540516" name="Picture 1"/>
             <wp:cNvGraphicFramePr>
               <a:graphicFrameLocks xmlns:a="http://schemas.openxmlformats.org/drawingml/2006/main" noChangeAspect="1"/>
@@ -551,7 +641,7 @@
                   <pic:spPr bwMode="auto">
                     <a:xfrm>
                       <a:off x="0" y="0"/>
-                      <a:ext cx="5943600" cy="7193280"/>
+                      <a:ext cx="2598881" cy="3145312"/>
                     </a:xfrm>
                     <a:prstGeom prst="rect">
                       <a:avLst/>
@@ -568,6 +658,15 @@
         </w:drawing>
       </w:r>
     </w:p>
+    <w:p>
+      <w:pPr>
+        <w:pStyle w:val="Heading2"/>
+      </w:pPr>
+      <w:r>
+        <w:t>Code Documentation:</w:t>
+      </w:r>
+    </w:p>
+    <w:p/>
     <w:sectPr>
       <w:pgSz w:w="12240" w:h="15840"/>
       <w:pgMar w:top="1440" w:right="1440" w:bottom="1440" w:left="1440" w:header="708" w:footer="708" w:gutter="0"/>
@@ -1006,7 +1105,6 @@
     <w:next w:val="Normal"/>
     <w:link w:val="Heading2Char"/>
     <w:uiPriority w:val="9"/>
-    <w:semiHidden/>
     <w:unhideWhenUsed/>
     <w:qFormat/>
     <w:rsid w:val="00DD42A9"/>
@@ -1223,7 +1321,6 @@
     <w:basedOn w:val="DefaultParagraphFont"/>
     <w:link w:val="Heading2"/>
     <w:uiPriority w:val="9"/>
-    <w:semiHidden/>
     <w:rsid w:val="00DD42A9"/>
     <w:rPr>
       <w:rFonts w:asciiTheme="majorHAnsi" w:eastAsiaTheme="majorEastAsia" w:hAnsiTheme="majorHAnsi" w:cstheme="majorBidi"/>

--- a/Home Detector.docx
+++ b/Home Detector.docx
@@ -576,27 +576,6 @@
     <w:p>
       <w:pPr>
         <w:spacing w:after="0"/>
-        <w:jc w:val="center"/>
-        <w:rPr>
-          <w:sz w:val="14"/>
-          <w:szCs w:val="14"/>
-        </w:rPr>
-      </w:pPr>
-    </w:p>
-    <w:p>
-      <w:pPr>
-        <w:spacing w:after="0"/>
-        <w:jc w:val="center"/>
-        <w:rPr>
-          <w:sz w:val="14"/>
-          <w:szCs w:val="14"/>
-        </w:rPr>
-      </w:pPr>
-    </w:p>
-    <w:p>
-      <w:pPr>
-        <w:spacing w:after="0"/>
-        <w:jc w:val="center"/>
         <w:rPr>
           <w:sz w:val="14"/>
           <w:szCs w:val="14"/>
@@ -605,11 +584,77 @@
       <w:r>
         <w:rPr>
           <w:noProof/>
-          <w:sz w:val="14"/>
-          <w:szCs w:val="14"/>
         </w:rPr>
         <w:drawing>
-          <wp:inline distT="0" distB="0" distL="0" distR="0" wp14:anchorId="2F78D06A" wp14:editId="74651639">
+          <wp:inline distT="0" distB="0" distL="0" distR="0" wp14:anchorId="32026195" wp14:editId="70E7B7AC">
+            <wp:extent cx="5943600" cy="3435985"/>
+            <wp:effectExtent l="0" t="0" r="0" b="0"/>
+            <wp:docPr id="1697929353" name="Picture 4"/>
+            <wp:cNvGraphicFramePr>
+              <a:graphicFrameLocks xmlns:a="http://schemas.openxmlformats.org/drawingml/2006/main" noChangeAspect="1"/>
+            </wp:cNvGraphicFramePr>
+            <a:graphic xmlns:a="http://schemas.openxmlformats.org/drawingml/2006/main">
+              <a:graphicData uri="http://schemas.openxmlformats.org/drawingml/2006/picture">
+                <pic:pic xmlns:pic="http://schemas.openxmlformats.org/drawingml/2006/picture">
+                  <pic:nvPicPr>
+                    <pic:cNvPr id="0" name="Picture 6"/>
+                    <pic:cNvPicPr>
+                      <a:picLocks noChangeAspect="1" noChangeArrowheads="1"/>
+                    </pic:cNvPicPr>
+                  </pic:nvPicPr>
+                  <pic:blipFill>
+                    <a:blip r:embed="rId4" cstate="print">
+                      <a:extLst>
+                        <a:ext uri="{28A0092B-C50C-407E-A947-70E740481C1C}">
+                          <a14:useLocalDpi xmlns:a14="http://schemas.microsoft.com/office/drawing/2010/main" val="0"/>
+                        </a:ext>
+                      </a:extLst>
+                    </a:blip>
+                    <a:srcRect/>
+                    <a:stretch>
+                      <a:fillRect/>
+                    </a:stretch>
+                  </pic:blipFill>
+                  <pic:spPr bwMode="auto">
+                    <a:xfrm>
+                      <a:off x="0" y="0"/>
+                      <a:ext cx="5943600" cy="3435985"/>
+                    </a:xfrm>
+                    <a:prstGeom prst="rect">
+                      <a:avLst/>
+                    </a:prstGeom>
+                    <a:noFill/>
+                    <a:ln>
+                      <a:noFill/>
+                    </a:ln>
+                  </pic:spPr>
+                </pic:pic>
+              </a:graphicData>
+            </a:graphic>
+          </wp:inline>
+        </w:drawing>
+      </w:r>
+    </w:p>
+    <w:p>
+      <w:pPr>
+        <w:pStyle w:val="Heading2"/>
+      </w:pPr>
+      <w:r>
+        <w:rPr>
+          <w:rFonts w:hint="eastAsia"/>
+        </w:rPr>
+        <w:t>Circuit Diagram:</w:t>
+      </w:r>
+    </w:p>
+    <w:p>
+      <w:r>
+        <w:rPr>
+          <w:noProof/>
+          <w:sz w:val="14"/>
+          <w:szCs w:val="14"/>
+        </w:rPr>
+        <w:drawing>
+          <wp:inline distT="0" distB="0" distL="0" distR="0" wp14:anchorId="51374FAA" wp14:editId="51F80A0B">
             <wp:extent cx="2594029" cy="3139440"/>
             <wp:effectExtent l="0" t="0" r="0" b="3810"/>
             <wp:docPr id="1853540516" name="Picture 1"/>
@@ -626,7 +671,7 @@
                     </pic:cNvPicPr>
                   </pic:nvPicPr>
                   <pic:blipFill>
-                    <a:blip r:embed="rId4" cstate="print">
+                    <a:blip r:embed="rId5" cstate="print">
                       <a:extLst>
                         <a:ext uri="{28A0092B-C50C-407E-A947-70E740481C1C}">
                           <a14:useLocalDpi xmlns:a14="http://schemas.microsoft.com/office/drawing/2010/main" val="0"/>
@@ -663,10 +708,547 @@
         <w:pStyle w:val="Heading2"/>
       </w:pPr>
       <w:r>
+        <w:lastRenderedPageBreak/>
         <w:t>Code Documentation:</w:t>
       </w:r>
     </w:p>
+    <w:p>
+      <w:r>
+        <w:t xml:space="preserve">The </w:t>
+      </w:r>
+      <w:r>
+        <w:t xml:space="preserve">main logic of my code </w:t>
+      </w:r>
+      <w:r>
+        <w:t xml:space="preserve">consists of five functions </w:t>
+      </w:r>
+      <w:r>
+        <w:t xml:space="preserve">and </w:t>
+      </w:r>
+      <w:r>
+        <w:t>three conditionals in</w:t>
+      </w:r>
+      <w:r>
+        <w:t xml:space="preserve"> void loop. </w:t>
+      </w:r>
+      <w:r>
+        <w:t xml:space="preserve"> </w:t>
+      </w:r>
+      <w:r>
+        <w:t xml:space="preserve">It first verifies if </w:t>
+      </w:r>
+      <w:r>
+        <w:t xml:space="preserve">the HEX of the scanned card matches that </w:t>
+      </w:r>
+      <w:r>
+        <w:t>of the correct key</w:t>
+      </w:r>
+      <w:r>
+        <w:t xml:space="preserve">, if it does </w:t>
+      </w:r>
+      <w:r>
+        <w:t xml:space="preserve">it displays “Door Open” on the OLED display and </w:t>
+      </w:r>
+      <w:r>
+        <w:t>then a for loop counts down 5 seconds</w:t>
+      </w:r>
+      <w:r>
+        <w:t xml:space="preserve">. It also </w:t>
+      </w:r>
+      <w:r>
+        <w:t xml:space="preserve">resets the </w:t>
+      </w:r>
+      <w:proofErr w:type="spellStart"/>
+      <w:r>
+        <w:t>isUnlocked</w:t>
+      </w:r>
+      <w:proofErr w:type="spellEnd"/>
+      <w:r>
+        <w:t xml:space="preserve"> variable to false</w:t>
+      </w:r>
+      <w:r>
+        <w:t xml:space="preserve">. </w:t>
+      </w:r>
+      <w:r>
+        <w:t xml:space="preserve">Otherwise, every </w:t>
+      </w:r>
+      <w:r>
+        <w:t>incorrect scan</w:t>
+      </w:r>
+      <w:r>
+        <w:t xml:space="preserve"> </w:t>
+      </w:r>
+      <w:r>
+        <w:t>reduces the remaining wrong scans by one</w:t>
+      </w:r>
+      <w:r>
+        <w:t xml:space="preserve">, which by default starts at 3, then displays “INTRUDER ALERT!!!” on the display </w:t>
+      </w:r>
+      <w:r>
+        <w:t xml:space="preserve">and after a 100ms delay </w:t>
+      </w:r>
+      <w:r>
+        <w:t xml:space="preserve">the buzzer </w:t>
+      </w:r>
+      <w:r>
+        <w:t xml:space="preserve">turns on until </w:t>
+      </w:r>
+      <w:r>
+        <w:t xml:space="preserve">the correct key is used </w:t>
+      </w:r>
+      <w:r>
+        <w:t xml:space="preserve">which stops it and resets the remaining attempts back </w:t>
+      </w:r>
+      <w:r>
+        <w:t>to 3.</w:t>
+      </w:r>
+    </w:p>
+    <w:p>
+      <w:r>
+        <w:t>As for the functions, there’s the “</w:t>
+      </w:r>
+      <w:proofErr w:type="spellStart"/>
+      <w:r>
+        <w:t>lockedDoor</w:t>
+      </w:r>
+      <w:proofErr w:type="spellEnd"/>
+      <w:r>
+        <w:t>” function which</w:t>
+      </w:r>
+      <w:r>
+        <w:t>, when called, displays “</w:t>
+      </w:r>
+      <w:r>
+        <w:rPr>
+          <w:rFonts w:hint="eastAsia"/>
+        </w:rPr>
+        <w:t>Door Locked</w:t>
+      </w:r>
+      <w:r>
+        <w:t>”</w:t>
+      </w:r>
+      <w:r>
+        <w:rPr>
+          <w:rFonts w:hint="eastAsia"/>
+        </w:rPr>
+        <w:t xml:space="preserve"> </w:t>
+      </w:r>
+      <w:r>
+        <w:rPr>
+          <w:rFonts w:hint="eastAsia"/>
+        </w:rPr>
+        <w:t xml:space="preserve">on the OLED screen. </w:t>
+      </w:r>
+      <w:r>
+        <w:rPr>
+          <w:rFonts w:hint="eastAsia"/>
+        </w:rPr>
+        <w:t>On a similar spirit, there</w:t>
+      </w:r>
+      <w:r>
+        <w:t>’</w:t>
+      </w:r>
+      <w:r>
+        <w:rPr>
+          <w:rFonts w:hint="eastAsia"/>
+        </w:rPr>
+        <w:t xml:space="preserve">s </w:t>
+      </w:r>
+      <w:r>
+        <w:t>“</w:t>
+      </w:r>
+      <w:proofErr w:type="spellStart"/>
+      <w:r>
+        <w:rPr>
+          <w:rFonts w:hint="eastAsia"/>
+        </w:rPr>
+        <w:t>oledDisplay</w:t>
+      </w:r>
+      <w:proofErr w:type="spellEnd"/>
+      <w:r>
+        <w:t>”</w:t>
+      </w:r>
+      <w:r>
+        <w:rPr>
+          <w:rFonts w:hint="eastAsia"/>
+        </w:rPr>
+        <w:t xml:space="preserve"> which </w:t>
+      </w:r>
+      <w:r>
+        <w:rPr>
+          <w:rFonts w:hint="eastAsia"/>
+        </w:rPr>
+        <w:t xml:space="preserve">allows to specify the size, color and </w:t>
+      </w:r>
+      <w:r>
+        <w:rPr>
+          <w:rFonts w:hint="eastAsia"/>
+        </w:rPr>
+        <w:t>message needed to print</w:t>
+      </w:r>
+      <w:r>
+        <w:t>. Then</w:t>
+      </w:r>
+      <w:r>
+        <w:rPr>
+          <w:rFonts w:hint="eastAsia"/>
+        </w:rPr>
+        <w:t xml:space="preserve"> there</w:t>
+      </w:r>
+      <w:r>
+        <w:t>’</w:t>
+      </w:r>
+      <w:r>
+        <w:rPr>
+          <w:rFonts w:hint="eastAsia"/>
+        </w:rPr>
+        <w:t xml:space="preserve">s </w:t>
+      </w:r>
+      <w:r>
+        <w:t>“</w:t>
+      </w:r>
+      <w:proofErr w:type="spellStart"/>
+      <w:r>
+        <w:rPr>
+          <w:rFonts w:hint="eastAsia"/>
+        </w:rPr>
+        <w:t>oledDebut</w:t>
+      </w:r>
+      <w:proofErr w:type="spellEnd"/>
+      <w:r>
+        <w:t>”</w:t>
+      </w:r>
+      <w:r>
+        <w:rPr>
+          <w:rFonts w:hint="eastAsia"/>
+        </w:rPr>
+        <w:t xml:space="preserve"> </w:t>
+      </w:r>
+      <w:r>
+        <w:rPr>
+          <w:rFonts w:hint="eastAsia"/>
+        </w:rPr>
+        <w:t xml:space="preserve">which simply initializes the OLED screen. </w:t>
+      </w:r>
+      <w:r>
+        <w:rPr>
+          <w:rFonts w:hint="eastAsia"/>
+        </w:rPr>
+        <w:t xml:space="preserve">Followed by </w:t>
+      </w:r>
+      <w:r>
+        <w:t>“</w:t>
+      </w:r>
+      <w:proofErr w:type="spellStart"/>
+      <w:r>
+        <w:rPr>
+          <w:rFonts w:hint="eastAsia"/>
+        </w:rPr>
+        <w:t>getHexString</w:t>
+      </w:r>
+      <w:proofErr w:type="spellEnd"/>
+      <w:r>
+        <w:t>”</w:t>
+      </w:r>
+      <w:r>
+        <w:rPr>
+          <w:rFonts w:hint="eastAsia"/>
+        </w:rPr>
+        <w:t xml:space="preserve"> </w:t>
+      </w:r>
+      <w:r>
+        <w:rPr>
+          <w:rFonts w:hint="eastAsia"/>
+        </w:rPr>
+        <w:t xml:space="preserve">which takes </w:t>
+      </w:r>
+      <w:r>
+        <w:rPr>
+          <w:rFonts w:hint="eastAsia"/>
+        </w:rPr>
+        <w:t xml:space="preserve">the input from the RC522 </w:t>
+      </w:r>
+      <w:r>
+        <w:rPr>
+          <w:rFonts w:hint="eastAsia"/>
+        </w:rPr>
+        <w:t>module and translate the reading into a hex format and saves it as a string.</w:t>
+      </w:r>
+      <w:r>
+        <w:rPr>
+          <w:rFonts w:hint="eastAsia"/>
+        </w:rPr>
+        <w:t xml:space="preserve"> Lastly, there</w:t>
+      </w:r>
+      <w:r>
+        <w:t>’</w:t>
+      </w:r>
+      <w:r>
+        <w:rPr>
+          <w:rFonts w:hint="eastAsia"/>
+        </w:rPr>
+        <w:t xml:space="preserve">s </w:t>
+      </w:r>
+      <w:r>
+        <w:t>“</w:t>
+      </w:r>
+      <w:proofErr w:type="spellStart"/>
+      <w:r>
+        <w:rPr>
+          <w:rFonts w:hint="eastAsia"/>
+        </w:rPr>
+        <w:t>keyChecker</w:t>
+      </w:r>
+      <w:proofErr w:type="spellEnd"/>
+      <w:r>
+        <w:t>”</w:t>
+      </w:r>
+      <w:r>
+        <w:rPr>
+          <w:rFonts w:hint="eastAsia"/>
+        </w:rPr>
+        <w:t xml:space="preserve"> </w:t>
+      </w:r>
+      <w:r>
+        <w:rPr>
+          <w:rFonts w:hint="eastAsia"/>
+        </w:rPr>
+        <w:t xml:space="preserve">which takes the scanned tag and </w:t>
+      </w:r>
+      <w:r>
+        <w:rPr>
+          <w:rFonts w:hint="eastAsia"/>
+        </w:rPr>
+        <w:t xml:space="preserve">compares it to a preset </w:t>
+      </w:r>
+      <w:r>
+        <w:rPr>
+          <w:rFonts w:hint="eastAsia"/>
+        </w:rPr>
+        <w:t>t</w:t>
+      </w:r>
+      <w:r>
+        <w:rPr>
+          <w:rFonts w:hint="eastAsia"/>
+        </w:rPr>
+        <w:t>oken.</w:t>
+      </w:r>
+    </w:p>
+    <w:p>
+      <w:pPr>
+        <w:pStyle w:val="Heading2"/>
+      </w:pPr>
+      <w:r>
+        <w:rPr>
+          <w:rFonts w:hint="eastAsia"/>
+        </w:rPr>
+        <w:t>Security Disclaimer</w:t>
+      </w:r>
+    </w:p>
+    <w:p>
+      <w:r>
+        <w:t>T</w:t>
+      </w:r>
+      <w:r>
+        <w:rPr>
+          <w:rFonts w:hint="eastAsia"/>
+        </w:rPr>
+        <w:t>h</w:t>
+      </w:r>
+      <w:r>
+        <w:rPr>
+          <w:rFonts w:hint="eastAsia"/>
+        </w:rPr>
+        <w:t xml:space="preserve">is </w:t>
+      </w:r>
+      <w:r>
+        <w:rPr>
+          <w:rFonts w:hint="eastAsia"/>
+        </w:rPr>
+        <w:t xml:space="preserve">project is not meant to be used as a standalone locking </w:t>
+      </w:r>
+      <w:r>
+        <w:rPr>
+          <w:rFonts w:hint="eastAsia"/>
+        </w:rPr>
+        <w:t>mechanism but instead to be added to a proper one</w:t>
+      </w:r>
+      <w:r>
+        <w:rPr>
+          <w:rFonts w:hint="eastAsia"/>
+        </w:rPr>
+        <w:t>. Its main purpose is to alarm the user of a possible intrusion in the same manner as a car alarm.</w:t>
+      </w:r>
+      <w:r>
+        <w:rPr>
+          <w:rFonts w:hint="eastAsia"/>
+        </w:rPr>
+        <w:t xml:space="preserve"> The main security risk would be </w:t>
+      </w:r>
+      <w:r>
+        <w:rPr>
+          <w:rFonts w:hint="eastAsia"/>
+        </w:rPr>
+        <w:t xml:space="preserve">that </w:t>
+      </w:r>
+      <w:r>
+        <w:rPr>
+          <w:rFonts w:hint="eastAsia"/>
+        </w:rPr>
+        <w:t xml:space="preserve">the </w:t>
+      </w:r>
+      <w:r>
+        <w:rPr>
+          <w:rFonts w:hint="eastAsia"/>
+        </w:rPr>
+        <w:t>key can be replicated</w:t>
+      </w:r>
+      <w:r>
+        <w:rPr>
+          <w:rFonts w:hint="eastAsia"/>
+        </w:rPr>
+        <w:t xml:space="preserve">. </w:t>
+      </w:r>
+      <w:r>
+        <w:rPr>
+          <w:rFonts w:hint="eastAsia"/>
+        </w:rPr>
+        <w:t>This can be mitigated by implementi</w:t>
+      </w:r>
+      <w:r>
+        <w:rPr>
+          <w:rFonts w:hint="eastAsia"/>
+        </w:rPr>
+        <w:t xml:space="preserve">ng an encrypted </w:t>
+      </w:r>
+      <w:r>
+        <w:rPr>
+          <w:rFonts w:hint="eastAsia"/>
+        </w:rPr>
+        <w:t xml:space="preserve">tag </w:t>
+      </w:r>
+      <w:r>
+        <w:rPr>
+          <w:rFonts w:hint="eastAsia"/>
+        </w:rPr>
+        <w:t xml:space="preserve">and writing </w:t>
+      </w:r>
+      <w:r>
+        <w:t>that</w:t>
+      </w:r>
+      <w:r>
+        <w:rPr>
+          <w:rFonts w:hint="eastAsia"/>
+        </w:rPr>
+        <w:t xml:space="preserve"> to the card</w:t>
+      </w:r>
+      <w:r>
+        <w:rPr>
+          <w:rFonts w:hint="eastAsia"/>
+        </w:rPr>
+        <w:t xml:space="preserve"> which would </w:t>
+      </w:r>
+      <w:r>
+        <w:rPr>
+          <w:rFonts w:hint="eastAsia"/>
+        </w:rPr>
+        <w:t xml:space="preserve">prevent it from being </w:t>
+      </w:r>
+      <w:r>
+        <w:rPr>
+          <w:rFonts w:hint="eastAsia"/>
+        </w:rPr>
+        <w:t>copied and used maliciously.</w:t>
+      </w:r>
+    </w:p>
     <w:p/>
+    <w:p/>
+    <w:p/>
+    <w:p/>
+    <w:p/>
+    <w:p/>
+    <w:p/>
+    <w:p/>
+    <w:p/>
+    <w:p/>
+    <w:p>
+      <w:pPr>
+        <w:pStyle w:val="Heading3"/>
+      </w:pPr>
+      <w:r>
+        <w:rPr>
+          <w:rFonts w:hint="eastAsia"/>
+        </w:rPr>
+        <w:lastRenderedPageBreak/>
+        <w:t>References:</w:t>
+      </w:r>
+    </w:p>
+    <w:p>
+      <w:pPr>
+        <w:spacing w:line="240" w:lineRule="auto"/>
+      </w:pPr>
+      <w:r>
+        <w:rPr>
+          <w:rFonts w:hint="eastAsia"/>
+        </w:rPr>
+        <w:t>RFID:</w:t>
+      </w:r>
+    </w:p>
+    <w:p>
+      <w:pPr>
+        <w:spacing w:line="240" w:lineRule="auto"/>
+      </w:pPr>
+      <w:hyperlink r:id="rId6" w:history="1">
+        <w:r>
+          <w:rPr>
+            <w:rStyle w:val="Hyperlink"/>
+          </w:rPr>
+          <w:t>https://www.youtube.com/watch?v=hxQYIwdZRng</w:t>
+        </w:r>
+      </w:hyperlink>
+    </w:p>
+    <w:p>
+      <w:pPr>
+        <w:spacing w:line="240" w:lineRule="auto"/>
+      </w:pPr>
+      <w:r>
+        <w:rPr>
+          <w:rFonts w:hint="eastAsia"/>
+        </w:rPr>
+        <w:t>OLED:</w:t>
+      </w:r>
+    </w:p>
+    <w:p>
+      <w:hyperlink r:id="rId7" w:history="1">
+        <w:r>
+          <w:rPr>
+            <w:rStyle w:val="Hyperlink"/>
+          </w:rPr>
+          <w:t>https://srituhobby.com/how-to-interface-an-ssd1306-oled-display-with-arduino/</w:t>
+        </w:r>
+      </w:hyperlink>
+    </w:p>
+    <w:p>
+      <w:pPr>
+        <w:rPr>
+          <w:rFonts w:hint="eastAsia"/>
+        </w:rPr>
+      </w:pPr>
+      <w:hyperlink r:id="rId8" w:history="1">
+        <w:r>
+          <w:rPr>
+            <w:rStyle w:val="Hyperlink"/>
+          </w:rPr>
+          <w:t>https://chatgpt.com</w:t>
+        </w:r>
+      </w:hyperlink>
+      <w:r>
+        <w:rPr>
+          <w:rFonts w:hint="eastAsia"/>
+        </w:rPr>
+        <w:t xml:space="preserve">  </w:t>
+      </w:r>
+    </w:p>
     <w:sectPr>
       <w:pgSz w:w="12240" w:h="15840"/>
       <w:pgMar w:top="1440" w:right="1440" w:bottom="1440" w:left="1440" w:header="708" w:footer="708" w:gutter="0"/>
@@ -1127,7 +1709,6 @@
     <w:next w:val="Normal"/>
     <w:link w:val="Heading3Char"/>
     <w:uiPriority w:val="9"/>
-    <w:semiHidden/>
     <w:unhideWhenUsed/>
     <w:qFormat/>
     <w:rsid w:val="00DD42A9"/>
@@ -1334,7 +1915,6 @@
     <w:basedOn w:val="DefaultParagraphFont"/>
     <w:link w:val="Heading3"/>
     <w:uiPriority w:val="9"/>
-    <w:semiHidden/>
     <w:rsid w:val="00DD42A9"/>
     <w:rPr>
       <w:rFonts w:eastAsiaTheme="majorEastAsia" w:cstheme="majorBidi"/>
@@ -1609,6 +2189,29 @@
     <w:uiPriority w:val="99"/>
     <w:semiHidden/>
     <w:rsid w:val="00DD42A9"/>
+  </w:style>
+  <w:style w:type="character" w:styleId="Hyperlink">
+    <w:name w:val="Hyperlink"/>
+    <w:basedOn w:val="DefaultParagraphFont"/>
+    <w:uiPriority w:val="99"/>
+    <w:unhideWhenUsed/>
+    <w:rsid w:val="00D7231F"/>
+    <w:rPr>
+      <w:color w:val="467886" w:themeColor="hyperlink"/>
+      <w:u w:val="single"/>
+    </w:rPr>
+  </w:style>
+  <w:style w:type="character" w:styleId="UnresolvedMention">
+    <w:name w:val="Unresolved Mention"/>
+    <w:basedOn w:val="DefaultParagraphFont"/>
+    <w:uiPriority w:val="99"/>
+    <w:semiHidden/>
+    <w:unhideWhenUsed/>
+    <w:rsid w:val="00D7231F"/>
+    <w:rPr>
+      <w:color w:val="605E5C"/>
+      <w:shd w:val="clear" w:color="auto" w:fill="E1DFDD"/>
+    </w:rPr>
   </w:style>
 </w:styles>
 </file>

--- a/Home Detector.docx
+++ b/Home Detector.docx
@@ -1175,11 +1175,44 @@
       <w:pPr>
         <w:pStyle w:val="Heading3"/>
       </w:pPr>
-      <w:r>
-        <w:rPr>
-          <w:rFonts w:hint="eastAsia"/>
-        </w:rPr>
+      <w:proofErr w:type="spellStart"/>
+      <w:r>
         <w:lastRenderedPageBreak/>
+        <w:t>Github</w:t>
+      </w:r>
+      <w:proofErr w:type="spellEnd"/>
+    </w:p>
+    <w:p>
+      <w:hyperlink r:id="rId6" w:history="1">
+        <w:r>
+          <w:rPr>
+            <w:rStyle w:val="Hyperlink"/>
+          </w:rPr>
+          <w:t>https://github.com/abdallah-blank/IOT_PBL?tab=readme-ov-file</w:t>
+        </w:r>
+      </w:hyperlink>
+      <w:r>
+        <w:t xml:space="preserve"> </w:t>
+      </w:r>
+    </w:p>
+    <w:p>
+      <w:pPr>
+        <w:pStyle w:val="Heading3"/>
+      </w:pPr>
+    </w:p>
+    <w:p>
+      <w:pPr>
+        <w:pStyle w:val="Heading3"/>
+      </w:pPr>
+    </w:p>
+    <w:p>
+      <w:pPr>
+        <w:pStyle w:val="Heading3"/>
+      </w:pPr>
+      <w:r>
+        <w:rPr>
+          <w:rFonts w:hint="eastAsia"/>
+        </w:rPr>
         <w:t>References:</w:t>
       </w:r>
     </w:p>
@@ -1198,7 +1231,7 @@
       <w:pPr>
         <w:spacing w:line="240" w:lineRule="auto"/>
       </w:pPr>
-      <w:hyperlink r:id="rId6" w:history="1">
+      <w:hyperlink r:id="rId7" w:history="1">
         <w:r>
           <w:rPr>
             <w:rStyle w:val="Hyperlink"/>
@@ -1219,7 +1252,7 @@
       </w:r>
     </w:p>
     <w:p>
-      <w:hyperlink r:id="rId7" w:history="1">
+      <w:hyperlink r:id="rId8" w:history="1">
         <w:r>
           <w:rPr>
             <w:rStyle w:val="Hyperlink"/>
@@ -1229,12 +1262,7 @@
       </w:hyperlink>
     </w:p>
     <w:p>
-      <w:pPr>
-        <w:rPr>
-          <w:rFonts w:hint="eastAsia"/>
-        </w:rPr>
-      </w:pPr>
-      <w:hyperlink r:id="rId8" w:history="1">
+      <w:hyperlink r:id="rId9" w:history="1">
         <w:r>
           <w:rPr>
             <w:rStyle w:val="Hyperlink"/>
